--- a/results/Architecture.docx
+++ b/results/Architecture.docx
@@ -58,7 +58,7 @@
         <w:jc w:val="center"/>
       </w:pPr>
       <w:r>
-        <w:t>22 October 2026</w:t>
+        <w:t>30 October 2026</w:t>
       </w:r>
     </w:p>
     <w:p>
